--- a/template.docx
+++ b/template.docx
@@ -461,33 +461,28 @@
         <w:autoSpaceDN w:val="0"/>
         <w:adjustRightInd w:val="0"/>
         <w:spacing w:before="120"/>
+      </w:pPr>
+      <w:r>
+        <w:t>4</w:t>
+      </w:r>
+      <w:r>
+        <w:t xml:space="preserve">. При подготовке и выполнении работ обеспечить следующие меры радиационной безопасности и радиационного контроля: </w:t>
+      </w:r>
+      <w:r>
         <w:rPr>
           <w:b/>
           <w:u w:val="single"/>
         </w:rPr>
-      </w:pPr>
-      <w:r>
-        <w:t xml:space="preserve">4. </w:t>
-      </w:r>
-      <w:r>
-        <w:t xml:space="preserve">Радиационная обстановка на рабочем месте: </w:t>
+        <w:t>{{</w:t>
       </w:r>
       <w:r>
         <w:rPr>
           <w:b/>
           <w:u w:val="single"/>
-        </w:rPr>
-        <w:t>{{</w:t>
-      </w:r>
-      <w:proofErr w:type="spellStart"/>
-      <w:r>
-        <w:rPr>
-          <w:b/>
-          <w:u w:val="single"/>
-        </w:rPr>
-        <w:t>rboblast</w:t>
-      </w:r>
-      <w:proofErr w:type="spellEnd"/>
+          <w:lang w:val="en-US"/>
+        </w:rPr>
+        <w:t>controls</w:t>
+      </w:r>
       <w:r>
         <w:rPr>
           <w:b/>
@@ -504,40 +499,10 @@
         <w:spacing w:before="120"/>
       </w:pPr>
       <w:r>
-        <w:t xml:space="preserve">5. При подготовке и выполнении работ обеспечить следующие меры радиационной безопасности и радиационного контроля: </w:t>
-      </w:r>
-      <w:r>
-        <w:rPr>
-          <w:b/>
-          <w:u w:val="single"/>
-        </w:rPr>
-        <w:t>{{</w:t>
-      </w:r>
-      <w:r>
-        <w:rPr>
-          <w:b/>
-          <w:u w:val="single"/>
-          <w:lang w:val="en-US"/>
-        </w:rPr>
-        <w:t>controls</w:t>
-      </w:r>
-      <w:r>
-        <w:rPr>
-          <w:b/>
-          <w:u w:val="single"/>
-        </w:rPr>
-        <w:t>}}</w:t>
-      </w:r>
-    </w:p>
-    <w:p>
-      <w:pPr>
-        <w:autoSpaceDE w:val="0"/>
-        <w:autoSpaceDN w:val="0"/>
-        <w:adjustRightInd w:val="0"/>
-        <w:spacing w:before="120"/>
-      </w:pPr>
-      <w:r>
-        <w:t>6. Дневная доза</w:t>
+        <w:t>5</w:t>
+      </w:r>
+      <w:r>
+        <w:t>. Дневная доза</w:t>
       </w:r>
       <w:r>
         <w:t>:</w:t>
@@ -568,20 +533,78 @@
         <w:adjustRightInd w:val="0"/>
         <w:spacing w:before="120"/>
         <w:rPr>
+          <w:b/>
           <w:u w:val="single"/>
         </w:rPr>
       </w:pPr>
       <w:r>
+        <w:t>6.</w:t>
+      </w:r>
+      <w:r>
+        <w:t xml:space="preserve"> </w:t>
+      </w:r>
+      <w:r>
+        <w:t>Особые условия</w:t>
+      </w:r>
+      <w:r>
+        <w:t xml:space="preserve">: </w:t>
+      </w:r>
+      <w:r>
+        <w:rPr>
+          <w:b/>
+          <w:u w:val="single"/>
+        </w:rPr>
+        <w:t>{{</w:t>
+      </w:r>
+      <w:proofErr w:type="spellStart"/>
+      <w:r>
+        <w:rPr>
+          <w:b/>
+          <w:u w:val="single"/>
+        </w:rPr>
+        <w:t>rboblast</w:t>
+      </w:r>
+      <w:proofErr w:type="spellEnd"/>
+      <w:r>
+        <w:rPr>
+          <w:b/>
+          <w:u w:val="single"/>
+        </w:rPr>
+        <w:t>}}</w:t>
+      </w:r>
+    </w:p>
+    <w:p>
+      <w:pPr>
+        <w:autoSpaceDE w:val="0"/>
+        <w:autoSpaceDN w:val="0"/>
+        <w:adjustRightInd w:val="0"/>
+        <w:spacing w:before="120"/>
+        <w:rPr>
+          <w:u w:val="single"/>
+        </w:rPr>
+      </w:pPr>
+      <w:r>
         <w:t xml:space="preserve">7. Начало работы в ______ часов ______ минут </w:t>
       </w:r>
       <w:r>
-        <w:t xml:space="preserve">    </w:t>
+        <w:t xml:space="preserve"> </w:t>
+      </w:r>
+      <w:proofErr w:type="gramStart"/>
+      <w:r>
+        <w:t xml:space="preserve">   </w:t>
       </w:r>
       <w:r>
         <w:rPr>
           <w:u w:val="single"/>
         </w:rPr>
-        <w:t>{{</w:t>
+        <w:t>{</w:t>
+      </w:r>
+      <w:proofErr w:type="gramEnd"/>
+      <w:r>
+        <w:rPr>
+          <w:u w:val="single"/>
+        </w:rPr>
+        <w:t>{</w:t>
       </w:r>
       <w:proofErr w:type="spellStart"/>
       <w:r>
@@ -1953,7 +1976,11 @@
         </w:tc>
       </w:tr>
     </w:tbl>
-    <w:p/>
+    <w:p>
+      <w:r>
+        <w:br w:type="page"/>
+      </w:r>
+    </w:p>
     <w:p>
       <w:pPr>
         <w:autoSpaceDE w:val="0"/>
@@ -1965,11 +1992,14 @@
           <w:bCs/>
         </w:rPr>
       </w:pPr>
+      <w:bookmarkStart w:id="0" w:name="_GoBack"/>
+      <w:bookmarkEnd w:id="0"/>
       <w:r>
         <w:rPr>
           <w:b/>
           <w:bCs/>
         </w:rPr>
+        <w:lastRenderedPageBreak/>
         <w:t>2. ДОПУСК</w:t>
       </w:r>
     </w:p>
@@ -2000,8 +2030,6 @@
         </w:rPr>
         <w:t>rbRules</w:t>
       </w:r>
-      <w:bookmarkStart w:id="0" w:name="_GoBack"/>
-      <w:bookmarkEnd w:id="0"/>
       <w:r>
         <w:rPr>
           <w:b/>
@@ -2493,7 +2521,6 @@
               <w:jc w:val="center"/>
             </w:pPr>
             <w:r>
-              <w:lastRenderedPageBreak/>
               <w:t>№ п/п</w:t>
             </w:r>
           </w:p>
